--- a/actividades/17-relaciona-otsu-camscanner/CamScanner_segmentacion_documentos.docx
+++ b/actividades/17-relaciona-otsu-camscanner/CamScanner_segmentacion_documentos.docx
@@ -2,48 +2,30 @@
 <file path=word/document.xml><?xml version="1.0" encoding="utf-8"?>
 <w:document xmlns:w="http://schemas.openxmlformats.org/wordprocessingml/2006/main" xmlns:m="http://schemas.openxmlformats.org/officeDocument/2006/math" xmlns:r="http://schemas.openxmlformats.org/officeDocument/2006/relationships" xmlns:o="urn:schemas-microsoft-com:office:office" xmlns:v="urn:schemas-microsoft-com:vml" xmlns:w10="urn:schemas-microsoft-com:office:word" xmlns:a="http://schemas.openxmlformats.org/drawingml/2006/main" xmlns:pic="http://schemas.openxmlformats.org/drawingml/2006/picture" xmlns:wp="http://schemas.openxmlformats.org/drawingml/2006/wordprocessingDrawing">
   <w:body>
+    <w:bookmarkStart w:id="50" w:name="X477f4543598dfcd76f592c3701964ebb9ded540"/>
     <w:p>
       <w:pPr>
         <w:pStyle w:val="Title"/>
       </w:pPr>
       <w:r>
-        <w:t xml:space="preserve">Segmentación</w:t>
-      </w:r>
-      <w:r>
-        <w:t xml:space="preserve"> </w:t>
-      </w:r>
-      <w:r>
-        <w:t xml:space="preserve">clásica</w:t>
-      </w:r>
-      <w:r>
-        <w:t xml:space="preserve"> </w:t>
-      </w:r>
-      <w:r>
-        <w:t xml:space="preserve">en</w:t>
-      </w:r>
-      <w:r>
-        <w:t xml:space="preserve"> </w:t>
-      </w:r>
-      <w:r>
-        <w:t xml:space="preserve">aplicaciones</w:t>
-      </w:r>
-      <w:r>
-        <w:t xml:space="preserve"> </w:t>
-      </w:r>
-      <w:r>
-        <w:t xml:space="preserve">de</w:t>
-      </w:r>
-      <w:r>
-        <w:t xml:space="preserve"> </w:t>
-      </w:r>
-      <w:r>
-        <w:t xml:space="preserve">escaneo</w:t>
-      </w:r>
-      <w:r>
-        <w:t xml:space="preserve"> </w:t>
-      </w:r>
-      <w:r>
-        <w:t xml:space="preserve">móvil</w:t>
+        <w:t xml:space="preserve">¿Cómo funciona y se aplica la segmentación en CamScanner?</w:t>
+      </w:r>
+    </w:p>
+    <w:p>
+      <w:pPr>
+        <w:pStyle w:val="Subtitle"/>
+      </w:pPr>
+      <w:r>
+        <w:t xml:space="preserve">Segmentación clásica en aplicaciones de escaneo móvil</w:t>
+      </w:r>
+    </w:p>
+    <w:bookmarkStart w:id="20" w:name="equipo"/>
+    <w:p>
+      <w:pPr>
+        <w:pStyle w:val="Heading2"/>
+      </w:pPr>
+      <w:r>
+        <w:t xml:space="preserve">Equipo</w:t>
       </w:r>
     </w:p>
     <w:p>
@@ -51,93 +33,35 @@
         <w:pStyle w:val="FirstParagraph"/>
       </w:pPr>
       <w:r>
-        <w:t xml:space="preserve">Visión computacional para imágenes y video · Grupo 10</w:t>
-      </w:r>
-    </w:p>
-    <w:bookmarkStart w:id="20" w:name="Xfbb8509626f089654f2c1437c482426c3dd3b24"/>
-    <w:p>
-      <w:pPr>
-        <w:pStyle w:val="Heading1"/>
-      </w:pPr>
-      <w:r>
-        <w:t xml:space="preserve">Segmentación clásica en aplicaciones de escaneo móvil</w:t>
-      </w:r>
-    </w:p>
-    <w:p>
-      <w:pPr>
-        <w:pStyle w:val="FirstParagraph"/>
-      </w:pPr>
-      <w:r>
-        <w:t xml:space="preserve">Cómo un sistema tipo CamScanner detecta, endereza y limpia un documento fotografiado</w:t>
-      </w:r>
-    </w:p>
-    <w:p>
-      <w:pPr>
-        <w:pStyle w:val="BodyText"/>
-      </w:pPr>
-      <w:r>
-        <w:rPr>
-          <w:bCs/>
-          <w:b/>
-        </w:rPr>
-        <w:t xml:space="preserve">Integrantes:</w:t>
+        <w:t xml:space="preserve">Alejandro José Martínez Ubeda | A01797775</w:t>
       </w:r>
       <w:r>
         <w:br/>
       </w:r>
       <w:r>
-        <w:t xml:space="preserve">Diego Falcón Costilla</w:t>
-      </w:r>
-    </w:p>
-    <w:p>
-      <w:pPr>
-        <w:pStyle w:val="BodyText"/>
-      </w:pPr>
-      <w:r>
-        <w:rPr>
-          <w:bCs/>
-          <w:b/>
-        </w:rPr>
-        <w:t xml:space="preserve">Fecha:</w:t>
-      </w:r>
-      <w:r>
-        <w:t xml:space="preserve"> </w:t>
-      </w:r>
-      <w:r>
-        <w:t xml:space="preserve">septiembre de 2026</w:t>
-      </w:r>
-    </w:p>
-    <w:p>
-      <w:pPr>
-        <w:pStyle w:val="BodyText"/>
-      </w:pPr>
-      <w:r>
-        <w:rPr>
-          <w:bCs/>
-          <w:b/>
-        </w:rPr>
-        <w:t xml:space="preserve">Entrega:</w:t>
-      </w:r>
-      <w:r>
-        <w:t xml:space="preserve"> </w:t>
-      </w:r>
-      <w:r>
-        <w:t xml:space="preserve">PDF con capturas de cada etapa y reflexión + archivo comprimido con el código</w:t>
+        <w:t xml:space="preserve">Ana Bonavides Aguilar | A01423281</w:t>
+      </w:r>
+      <w:r>
+        <w:br/>
+      </w:r>
+      <w:r>
+        <w:t xml:space="preserve">Diego Falcón Costilla | A01139580</w:t>
+      </w:r>
+      <w:r>
+        <w:br/>
+      </w:r>
+      <w:r>
+        <w:t xml:space="preserve">José Andrés Orantes Guillén | A01174130</w:t>
       </w:r>
     </w:p>
     <w:bookmarkEnd w:id="20"/>
     <w:bookmarkStart w:id="21" w:name="Xbff05794284bfaf432f6bf668595d325bf9ffef"/>
     <w:p>
-      <w:r>
-        <w:br w:type="page"/>
-      </w:r>
-    </w:p>
-    <w:p>
       <w:pPr>
         <w:pStyle w:val="Heading2"/>
       </w:pPr>
       <w:r>
-        <w:t xml:space="preserve">1. Introducción y aclaración sobre las fotografías</w:t>
+        <w:t xml:space="preserve">Introducción y aclaración sobre las fotografías</w:t>
       </w:r>
     </w:p>
     <w:p>
@@ -145,71 +69,7 @@
         <w:pStyle w:val="FirstParagraph"/>
       </w:pPr>
       <w:r>
-        <w:t xml:space="preserve">Una aplicación de escaneo móvil convierte la foto de una hoja, tomada con perspectiva, con sombras y sobre una mesa cualquiera, en una imagen frontal, limpia y legible. Esto se logra con una cadena de técnicas clásicas de procesamiento de imágenes:</w:t>
-      </w:r>
-      <w:r>
-        <w:t xml:space="preserve"> </w:t>
-      </w:r>
-      <w:r>
-        <w:rPr>
-          <w:bCs/>
-          <w:b/>
-        </w:rPr>
-        <w:t xml:space="preserve">(1)</w:t>
-      </w:r>
-      <w:r>
-        <w:t xml:space="preserve"> </w:t>
-      </w:r>
-      <w:r>
-        <w:t xml:space="preserve">detección de bordes o umbralización para encontrar el documento,</w:t>
-      </w:r>
-      <w:r>
-        <w:t xml:space="preserve"> </w:t>
-      </w:r>
-      <w:r>
-        <w:rPr>
-          <w:bCs/>
-          <w:b/>
-        </w:rPr>
-        <w:t xml:space="preserve">(2)</w:t>
-      </w:r>
-      <w:r>
-        <w:t xml:space="preserve"> </w:t>
-      </w:r>
-      <w:r>
-        <w:t xml:space="preserve">segmentación de la región principal con análisis de contornos,</w:t>
-      </w:r>
-      <w:r>
-        <w:t xml:space="preserve"> </w:t>
-      </w:r>
-      <w:r>
-        <w:rPr>
-          <w:bCs/>
-          <w:b/>
-        </w:rPr>
-        <w:t xml:space="preserve">(3)</w:t>
-      </w:r>
-      <w:r>
-        <w:t xml:space="preserve"> </w:t>
-      </w:r>
-      <w:r>
-        <w:t xml:space="preserve">corrección de perspectiva a partir de las cuatro esquinas y</w:t>
-      </w:r>
-      <w:r>
-        <w:t xml:space="preserve"> </w:t>
-      </w:r>
-      <w:r>
-        <w:rPr>
-          <w:bCs/>
-          <w:b/>
-        </w:rPr>
-        <w:t xml:space="preserve">(4)</w:t>
-      </w:r>
-      <w:r>
-        <w:t xml:space="preserve"> </w:t>
-      </w:r>
-      <w:r>
-        <w:t xml:space="preserve">mejora del contenido con operaciones morfológicas y binarización adaptativa. Este trabajo implementa la cadena con OpenCV y evalúa cada etapa.</w:t>
+        <w:t xml:space="preserve">Una aplicación de escaneo móvil convierte la foto de una hoja, tomada con perspectiva, con sombras y sobre una mesa cualquiera, en una imagen frontal, limpia y legible. Esto se logra con una cadena de técnicas clásicas de procesamiento de imágenes: (1) detección de bordes o umbralización para encontrar el documento, (2) segmentación de la región principal con análisis de contornos, (3) corrección de perspectiva a partir de las cuatro esquinas y (4) mejora del contenido con operaciones morfológicas y binarización adaptativa. Este trabajo implementa la cadena con OpenCV y evalúa cada etapa.</w:t>
       </w:r>
     </w:p>
     <w:p>
@@ -227,39 +87,7 @@
         <w:t xml:space="preserve"> </w:t>
       </w:r>
       <w:r>
-        <w:t xml:space="preserve">La actividad pide fotografiar un documento con el teléfono. Como no se contaba con esas fotos, se usaron</w:t>
-      </w:r>
-      <w:r>
-        <w:t xml:space="preserve"> </w:t>
-      </w:r>
-      <w:r>
-        <w:rPr>
-          <w:bCs/>
-          <w:b/>
-        </w:rPr>
-        <w:t xml:space="preserve">tres fotografías reales de recibos</w:t>
-      </w:r>
-      <w:r>
-        <w:t xml:space="preserve"> </w:t>
-      </w:r>
-      <w:r>
-        <w:t xml:space="preserve">con licencia libre, que reproducen las dificultades del caso: un recibo arrugado sobre una mesa oscura (Grandmaster Huon, s. f.; dominio público), uno sobre un piso de granito moteado (Donald Trung, 2019a; CC BY-SA 4.0) y uno inclinado y recortado por el encuadre (Donald Trung, 2019b; CC BY-SA 4.0). Como en fotos reales no se conoce la solución correcta, además se generaron</w:t>
-      </w:r>
-      <w:r>
-        <w:t xml:space="preserve"> </w:t>
-      </w:r>
-      <w:r>
-        <w:rPr>
-          <w:bCs/>
-          <w:b/>
-        </w:rPr>
-        <w:t xml:space="preserve">escenas sintéticas</w:t>
-      </w:r>
-      <w:r>
-        <w:t xml:space="preserve"> </w:t>
-      </w:r>
-      <w:r>
-        <w:t xml:space="preserve">con esquinas y texto conocidos (mismo documento sobre tres fondos y con tres niveles de sombra) para medir con exactitud cada etapa. Los resultados de las fotos reales se interpretan observando las figuras; los de las sintéticas, con métricas.</w:t>
+        <w:t xml:space="preserve">La actividad pide fotografiar un documento con el teléfono. Como no se contaba con esas fotos, se usaron tres fotografías reales de recibos con licencia libre, que reproducen las dificultades del caso: un recibo arrugado sobre una mesa oscura (Grandmaster Huon, s. f.; dominio público), uno sobre un piso de granito moteado (Donald Trung, 2019a; CC BY-SA 4.0) y uno inclinado y recortado por el encuadre (Donald Trung, 2019b; CC BY-SA 4.0). Como en fotos reales no se conoce la solución correcta, además se generaron escenas sintéticas con esquinas y texto conocidos (mismo documento sobre tres fondos y con tres niveles de sombra) para medir con exactitud cada etapa. Los resultados de las fotos reales se interpretan observando las figuras; los de las sintéticas, con métricas.</w:t>
       </w:r>
     </w:p>
     <w:bookmarkEnd w:id="21"/>
@@ -269,7 +97,7 @@
         <w:pStyle w:val="Heading2"/>
       </w:pPr>
       <w:r>
-        <w:t xml:space="preserve">2. Análisis visual de la imagen original</w:t>
+        <w:t xml:space="preserve">Análisis visual de la imagen original</w:t>
       </w:r>
     </w:p>
     <w:p>
@@ -579,7 +407,7 @@
         <w:pStyle w:val="Heading2"/>
       </w:pPr>
       <w:r>
-        <w:t xml:space="preserve">3. Aplicación de las técnicas (fotos reales)</w:t>
+        <w:t xml:space="preserve">Aplicación de las técnicas (fotos reales)</w:t>
       </w:r>
     </w:p>
     <w:p>
@@ -597,39 +425,7 @@
         <w:t xml:space="preserve"> </w:t>
       </w:r>
       <w:r>
-        <w:t xml:space="preserve">Se redujo la imagen a 1000 px.</w:t>
-      </w:r>
-      <w:r>
-        <w:t xml:space="preserve"> </w:t>
-      </w:r>
-      <w:r>
-        <w:rPr>
-          <w:bCs/>
-          <w:b/>
-        </w:rPr>
-        <w:t xml:space="preserve">Rama Otsu:</w:t>
-      </w:r>
-      <w:r>
-        <w:t xml:space="preserve"> </w:t>
-      </w:r>
-      <w:r>
-        <w:t xml:space="preserve">suavizado gaussiano 7×7, umbral de Otsu (el papel es más claro que el fondo), cierre 25×25 (para rellenar los huecos que deja el texto oscuro), apertura 15×15 (para cortar puentes con el fondo) y conservación de la región conectada más grande.</w:t>
-      </w:r>
-      <w:r>
-        <w:t xml:space="preserve"> </w:t>
-      </w:r>
-      <w:r>
-        <w:rPr>
-          <w:bCs/>
-          <w:b/>
-        </w:rPr>
-        <w:t xml:space="preserve">Rama Canny:</w:t>
-      </w:r>
-      <w:r>
-        <w:t xml:space="preserve"> </w:t>
-      </w:r>
-      <w:r>
-        <w:t xml:space="preserve">suavizado, detector de Canny con umbrales derivados de la mediana de la imagen (0.66× y 1.33×), dilatación y cierre 21×21, y contorno mayor. En ambas: casco convexo del contorno y aproximación poligonal a cuatro vértices (Douglas &amp; Peucker, 1973), ordenamiento de las esquinas, homografía a un rectángulo (Hartley &amp; Zisserman, 2004) y binarización.</w:t>
+        <w:t xml:space="preserve">Se redujo la imagen a 1000 px. Rama Otsu: suavizado gaussiano 7×7, umbral de Otsu (el papel es más claro que el fondo), cierre 25×25 (para rellenar los huecos que deja el texto oscuro), apertura 15×15 (para cortar puentes con el fondo) y conservación de la región conectada más grande. Rama Canny: suavizado, detector de Canny con umbrales derivados de la mediana de la imagen (0.66× y 1.33×), dilatación y cierre 21×21, y contorno mayor. En ambas: casco convexo del contorno y aproximación poligonal a cuatro vértices (Douglas &amp; Peucker, 1973), ordenamiento de las esquinas, homografía a un rectángulo (Hartley &amp; Zisserman, 2004) y binarización.</w:t>
       </w:r>
     </w:p>
     <w:p>
@@ -639,7 +435,7 @@
       <w:r>
         <w:drawing>
           <wp:inline>
-            <wp:extent cx="6400800" cy="2926080"/>
+            <wp:extent cx="5753100" cy="2629988"/>
             <wp:effectExtent b="0" l="0" r="0" t="0"/>
             <wp:docPr descr="Figura 1. Etapas en cada recibo real (de izquierda a derecha): original, bordes de Canny con morfología, máscara de Otsu con morfología, esquinas detectadas por Otsu (verde) y Canny (rojo), documento rectificado en gris y binarización adaptativa." title="" id="1" name="Picture"/>
             <a:graphic>
@@ -660,7 +456,7 @@
                   <pic:spPr bwMode="auto">
                     <a:xfrm>
                       <a:off x="0" y="0"/>
-                      <a:ext cx="6400800" cy="2926080"/>
+                      <a:ext cx="5753100" cy="2629988"/>
                     </a:xfrm>
                     <a:prstGeom prst="rect">
                       <a:avLst/>
@@ -1073,49 +869,7 @@
         <w:t xml:space="preserve"> </w:t>
       </w:r>
       <w:r>
-        <w:t xml:space="preserve">El método de</w:t>
-      </w:r>
-      <w:r>
-        <w:t xml:space="preserve"> </w:t>
-      </w:r>
-      <w:r>
-        <w:rPr>
-          <w:bCs/>
-          <w:b/>
-        </w:rPr>
-        <w:t xml:space="preserve">Otsu encuentra bien el documento</w:t>
-      </w:r>
-      <w:r>
-        <w:t xml:space="preserve"> </w:t>
-      </w:r>
-      <w:r>
-        <w:t xml:space="preserve">(esquinas verdes), mientras que</w:t>
-      </w:r>
-      <w:r>
-        <w:t xml:space="preserve"> </w:t>
-      </w:r>
-      <w:r>
-        <w:rPr>
-          <w:bCs/>
-          <w:b/>
-        </w:rPr>
-        <w:t xml:space="preserve">Canny se equivoca</w:t>
-      </w:r>
-      <w:r>
-        <w:t xml:space="preserve">: las arrugas y los cambios de brillo generan muchos bordes internos que se unen con los del borde real, y el cuadrilátero rojo se extiende más allá del papel hacia una zona de sombra (IoU de máscaras de 0.78). En la binarización, el</w:t>
-      </w:r>
-      <w:r>
-        <w:t xml:space="preserve"> </w:t>
-      </w:r>
-      <w:r>
-        <w:rPr>
-          <w:bCs/>
-          <w:b/>
-        </w:rPr>
-        <w:t xml:space="preserve">umbral global de Otsu falla</w:t>
-      </w:r>
-      <w:r>
-        <w:t xml:space="preserve">: clasifica como texto el 50.7 % del recibo (probablemente toda la zona más oscura del papel, por la sombra) frente al 11.5 % de la adaptativa, que sí separa las líneas de texto, aunque con pérdidas donde las arrugas producen sombras.</w:t>
+        <w:t xml:space="preserve">El método de Otsu encuentra bien el documento (esquinas verdes), mientras que Canny se equivoca: las arrugas y los cambios de brillo generan muchos bordes internos que se unen con los del borde real, y el cuadrilátero rojo se extiende más allá del papel hacia una zona de sombra (IoU de máscaras de 0.78). En la binarización, el umbral global de Otsu falla: clasifica como texto el 50.7 % del recibo (probablemente toda la zona más oscura del papel, por la sombra) frente al 11.5 % de la adaptativa, que sí separa las líneas de texto, aunque con pérdidas donde las arrugas producen sombras.</w:t>
       </w:r>
     </w:p>
     <w:p>
@@ -1159,36 +913,7 @@
         <w:t xml:space="preserve"> </w:t>
       </w:r>
       <w:r>
-        <w:t xml:space="preserve">Es el caso donde la cadena falla, y por una razón que no es de umbral:</w:t>
-      </w:r>
-      <w:r>
-        <w:t xml:space="preserve"> </w:t>
-      </w:r>
-      <w:r>
-        <w:rPr>
-          <w:bCs/>
-          <w:b/>
-        </w:rPr>
-        <w:t xml:space="preserve">el papel sale del encuadre por abajo</w:t>
-      </w:r>
-      <w:r>
-        <w:t xml:space="preserve">. La máscara de Otsu incluye correctamente los tres lados visibles, pero 3 de sus 4 esquinas están en el borde de la imagen, es decir, no son esquinas del papel; el rectificado resultante tiene la perspectiva bien corregida en lo que se ve, pero la proporción del documento es solo una estimación a partir de la parte visible. Canny detecta el</w:t>
-      </w:r>
-      <w:r>
-        <w:t xml:space="preserve"> </w:t>
-      </w:r>
-      <w:r>
-        <w:rPr>
-          <w:iCs/>
-          <w:i/>
-        </w:rPr>
-        <w:t xml:space="preserve">marco del logotipo</w:t>
-      </w:r>
-      <w:r>
-        <w:t xml:space="preserve"> </w:t>
-      </w:r>
-      <w:r>
-        <w:t xml:space="preserve">(un cuadrilátero interno de 11.2 % del área), porque es el borde más fuerte y completo (IoU de máscaras 0.23). La iluminación fuerte de la parte inferior beneficia a la adaptativa (13.1 % de texto frente a 19.4 % con Otsu global).</w:t>
+        <w:t xml:space="preserve">Es el caso donde la cadena falla, y por una razón que no es de umbral: el papel sale del encuadre por abajo. La máscara de Otsu incluye correctamente los tres lados visibles, pero 3 de sus 4 esquinas están en el borde de la imagen, es decir, no son esquinas del papel; el rectificado resultante tiene la perspectiva bien corregida en lo que se ve, pero la proporción del documento es solo una estimación a partir de la parte visible. Canny detecta el marco del logotipo (un cuadrilátero interno de 11.2 % del área), porque es el borde más fuerte y completo (IoU de máscaras 0.23). La iluminación fuerte de la parte inferior beneficia a la adaptativa (13.1 % de texto frente a 19.4 % con Otsu global).</w:t>
       </w:r>
     </w:p>
     <w:bookmarkEnd w:id="24"/>
@@ -1199,7 +924,7 @@
         <w:pStyle w:val="Heading2"/>
       </w:pPr>
       <w:r>
-        <w:t xml:space="preserve">4. Evaluación controlada de cada etapa (escenas sintéticas)</w:t>
+        <w:t xml:space="preserve">Evaluación controlada de cada etapa (escenas sintéticas)</w:t>
       </w:r>
     </w:p>
     <w:p>
@@ -1207,39 +932,7 @@
         <w:pStyle w:val="FirstParagraph"/>
       </w:pPr>
       <w:r>
-        <w:t xml:space="preserve">Para responder con medidas se generó un documento de texto propio y se fotografió virtualmente 72 veces:</w:t>
-      </w:r>
-      <w:r>
-        <w:t xml:space="preserve"> </w:t>
-      </w:r>
-      <w:r>
-        <w:rPr>
-          <w:bCs/>
-          <w:b/>
-        </w:rPr>
-        <w:t xml:space="preserve">3 fondos</w:t>
-      </w:r>
-      <w:r>
-        <w:t xml:space="preserve"> </w:t>
-      </w:r>
-      <w:r>
-        <w:t xml:space="preserve">(oscuro liso, granito claro moteado y fondo de brillo medio con vetas),</w:t>
-      </w:r>
-      <w:r>
-        <w:t xml:space="preserve"> </w:t>
-      </w:r>
-      <w:r>
-        <w:rPr>
-          <w:bCs/>
-          <w:b/>
-        </w:rPr>
-        <w:t xml:space="preserve">3 niveles de sombra</w:t>
-      </w:r>
-      <w:r>
-        <w:t xml:space="preserve"> </w:t>
-      </w:r>
-      <w:r>
-        <w:t xml:space="preserve">(0, 0.3 y 0.6: un degradado más una mancha oscura sobre la hoja), perspectiva y giro aleatorios, ruido y desenfoque leve. Como las esquinas y el texto son conocidos, se mide el error de las esquinas detectadas y la calidad del texto binarizado (F1 con tolerancia de 1 px, apropiado para trazos finos).</w:t>
+        <w:t xml:space="preserve">Para responder con medidas se generó un documento de texto propio y se fotografió virtualmente 72 veces: 3 fondos (oscuro liso, granito claro moteado y fondo de brillo medio con vetas), 3 niveles de sombra (0, 0.3 y 0.6: un degradado más una mancha oscura sobre la hoja), perspectiva y giro aleatorios, ruido y desenfoque leve. Como las esquinas y el texto son conocidos, se mide el error de las esquinas detectadas y la calidad del texto binarizado (F1 con tolerancia de 1 px, apropiado para trazos finos).</w:t>
       </w:r>
     </w:p>
     <w:p>
@@ -1249,7 +942,7 @@
       <w:r>
         <w:drawing>
           <wp:inline>
-            <wp:extent cx="6400800" cy="6400800"/>
+            <wp:extent cx="5753100" cy="5753100"/>
             <wp:effectExtent b="0" l="0" r="0" t="0"/>
             <wp:docPr descr="Figura 2. Escenas sintéticas: esquinas verdaderas (amarillo), detectadas con Otsu (verde) y con Canny (rojo), para cada fondo y nivel de sombra." title="" id="1" name="Picture"/>
             <a:graphic>
@@ -1270,7 +963,7 @@
                   <pic:spPr bwMode="auto">
                     <a:xfrm>
                       <a:off x="0" y="0"/>
-                      <a:ext cx="6400800" cy="6400800"/>
+                      <a:ext cx="5753100" cy="5753100"/>
                     </a:xfrm>
                     <a:prstGeom prst="rect">
                       <a:avLst/>
@@ -1843,49 +1536,7 @@
         <w:pStyle w:val="FirstParagraph"/>
       </w:pPr>
       <w:r>
-        <w:rPr>
-          <w:bCs/>
-          <w:b/>
-        </w:rPr>
-        <w:t xml:space="preserve">Depende del fondo y de la iluminación; ninguna es mejor en todos los casos.</w:t>
-      </w:r>
-      <w:r>
-        <w:t xml:space="preserve"> </w:t>
-      </w:r>
-      <w:r>
-        <w:t xml:space="preserve">Con fondos lisos u ordenados (oscuro y madera),</w:t>
-      </w:r>
-      <w:r>
-        <w:t xml:space="preserve"> </w:t>
-      </w:r>
-      <w:r>
-        <w:rPr>
-          <w:bCs/>
-          <w:b/>
-        </w:rPr>
-        <w:t xml:space="preserve">Canny es más preciso</w:t>
-      </w:r>
-      <w:r>
-        <w:t xml:space="preserve"> </w:t>
-      </w:r>
-      <w:r>
-        <w:t xml:space="preserve">(2.7 px de error frente a 6.4 px de Otsu; el error de Otsu se debe probablemente a que el cierre y la apertura de 25 y 15 px redondean un poco las esquinas), y ambos tienen éxito en todas las escenas hasta una sombra de 0.3. Con el fondo claro moteado,</w:t>
-      </w:r>
-      <w:r>
-        <w:t xml:space="preserve"> </w:t>
-      </w:r>
-      <w:r>
-        <w:rPr>
-          <w:bCs/>
-          <w:b/>
-        </w:rPr>
-        <w:t xml:space="preserve">Otsu es más robusto</w:t>
-      </w:r>
-      <w:r>
-        <w:t xml:space="preserve"> </w:t>
-      </w:r>
-      <w:r>
-        <w:t xml:space="preserve">sin sombra (100 % de éxito frente a 50 % de Canny, que se confunde con las motas), aunque ambos degradan con la sombra hasta 0 % y 0 % de éxito con sombra de 0.6: el papel a la sombra queda tan oscuro como el granito, y la hipótesis de Otsu («el papel es más claro que el fondo») deja de cumplirse. Un sistema real combina ambos métodos y otros criterios (por ejemplo, verificar que el cuadrilátero tenga proporciones razonables y ángulos cercanos a 90°).</w:t>
+        <w:t xml:space="preserve">Depende del fondo y de la iluminación; ninguna es mejor en todos los casos. Con fondos lisos u ordenados (oscuro y madera), Canny es más preciso (2.7 px de error frente a 6.4 px de Otsu; el error de Otsu se debe probablemente a que el cierre y la apertura de 25 y 15 px redondean un poco las esquinas), y ambos tienen éxito en todas las escenas hasta una sombra de 0.3. Con el fondo claro moteado, Otsu es más robusto sin sombra (100 % de éxito frente a 50 % de Canny, que se confunde con las motas), aunque ambos degradan con la sombra hasta 0 % y 0 % de éxito con sombra de 0.6: el papel a la sombra queda tan oscuro como el granito, y la hipótesis de Otsu («el papel es más claro que el fondo») deja de cumplirse. Un sistema real combina ambos métodos y otros criterios (por ejemplo, verificar que el cuadrilátero tenga proporciones razonables y ángulos cercanos a 90°).</w:t>
       </w:r>
     </w:p>
     <w:bookmarkEnd w:id="27"/>
@@ -1905,7 +1556,7 @@
       <w:r>
         <w:drawing>
           <wp:inline>
-            <wp:extent cx="6400800" cy="2865120"/>
+            <wp:extent cx="5753100" cy="2575197"/>
             <wp:effectExtent b="0" l="0" r="0" t="0"/>
             <wp:docPr descr="Figura 3. Binarización del documento rectificado (fila superior: sin sombra; inferior: sombra de 0.6) con umbral fijo, Otsu global, umbral adaptativo gaussiano y Sauvola." title="" id="1" name="Picture"/>
             <a:graphic>
@@ -1926,7 +1577,7 @@
                   <pic:spPr bwMode="auto">
                     <a:xfrm>
                       <a:off x="0" y="0"/>
-                      <a:ext cx="6400800" cy="2865120"/>
+                      <a:ext cx="5753100" cy="2575197"/>
                     </a:xfrm>
                     <a:prstGeom prst="rect">
                       <a:avLst/>
@@ -2379,46 +2030,7 @@
         <w:pStyle w:val="BodyText"/>
       </w:pPr>
       <w:r>
-        <w:rPr>
-          <w:bCs/>
-          <w:b/>
-        </w:rPr>
-        <w:t xml:space="preserve">Sin sombra, cualquier método funciona</w:t>
-      </w:r>
-      <w:r>
-        <w:t xml:space="preserve"> </w:t>
-      </w:r>
-      <w:r>
-        <w:t xml:space="preserve">(F1 de 0.89 a 0.98).</w:t>
-      </w:r>
-      <w:r>
-        <w:t xml:space="preserve"> </w:t>
-      </w:r>
-      <w:r>
-        <w:rPr>
-          <w:bCs/>
-          <w:b/>
-        </w:rPr>
-        <w:t xml:space="preserve">Con sombra, los métodos globales se derrumban</w:t>
-      </w:r>
-      <w:r>
-        <w:t xml:space="preserve">: el umbral de Otsu pasa de 0.97 a 0.34 y marca como texto el 21.31 % del fondo; el umbral fijo aguanta con sombra moderada pero cae a 0.52 con sombra fuerte. Los métodos</w:t>
-      </w:r>
-      <w:r>
-        <w:t xml:space="preserve"> </w:t>
-      </w:r>
-      <w:r>
-        <w:rPr>
-          <w:bCs/>
-          <w:b/>
-        </w:rPr>
-        <w:t xml:space="preserve">locales</w:t>
-      </w:r>
-      <w:r>
-        <w:t xml:space="preserve"> </w:t>
-      </w:r>
-      <w:r>
-        <w:t xml:space="preserve">(adaptativo y Sauvola) se mantienen en 0.98 porque calculan el umbral en cada vecindad y, por tanto, se adaptan al brillo local. Esta es la razón por la que las aplicaciones de escaneo usan binarización adaptativa y no un umbral global (Sauvola &amp; Pietikäinen, 2000; Bradley &amp; Roth, 2007).</w:t>
+        <w:t xml:space="preserve">Sin sombra, cualquier método funciona (F1 de 0.89 a 0.98). Con sombra, los métodos globales se derrumban: el umbral de Otsu pasa de 0.97 a 0.34 y marca como texto el 21.31 % del fondo; el umbral fijo aguanta con sombra moderada pero cae a 0.52 con sombra fuerte. Los métodos locales (adaptativo y Sauvola) se mantienen en 0.98 porque calculan el umbral en cada vecindad y, por tanto, se adaptan al brillo local. Esta es la razón por la que las aplicaciones de escaneo usan binarización adaptativa y no un umbral global (Sauvola &amp; Pietikäinen, 2000; Bradley &amp; Roth, 2007).</w:t>
       </w:r>
     </w:p>
     <w:bookmarkEnd w:id="29"/>
@@ -2440,17 +2052,7 @@
         <w:pStyle w:val="Compact"/>
       </w:pPr>
       <w:r>
-        <w:rPr>
-          <w:bCs/>
-          <w:b/>
-        </w:rPr>
-        <w:t xml:space="preserve">Cierre morfológico grande (25×25)</w:t>
-      </w:r>
-      <w:r>
-        <w:t xml:space="preserve"> </w:t>
-      </w:r>
-      <w:r>
-        <w:t xml:space="preserve">sobre la máscara de Otsu: rellena los huecos del texto y de los pliegues para que el documento sea una sola región.</w:t>
+        <w:t xml:space="preserve">Cierre morfológico grande (25×25) sobre la máscara de Otsu: rellena los huecos del texto y de los pliegues para que el documento sea una sola región.</w:t>
       </w:r>
     </w:p>
     <w:p>
@@ -2462,17 +2064,7 @@
         <w:pStyle w:val="Compact"/>
       </w:pPr>
       <w:r>
-        <w:rPr>
-          <w:bCs/>
-          <w:b/>
-        </w:rPr>
-        <w:t xml:space="preserve">Apertura grande (15×15)</w:t>
-      </w:r>
-      <w:r>
-        <w:t xml:space="preserve"> </w:t>
-      </w:r>
-      <w:r>
-        <w:t xml:space="preserve">sobre esa máscara: elimina puentes finos con el fondo y motas.</w:t>
+        <w:t xml:space="preserve">Apertura grande (15×15) sobre esa máscara: elimina puentes finos con el fondo y motas.</w:t>
       </w:r>
     </w:p>
     <w:p>
@@ -2484,14 +2076,7 @@
         <w:pStyle w:val="Compact"/>
       </w:pPr>
       <w:r>
-        <w:rPr>
-          <w:bCs/>
-          <w:b/>
-        </w:rPr>
-        <w:t xml:space="preserve">Selección de la región conectada de mayor área</w:t>
-      </w:r>
-      <w:r>
-        <w:t xml:space="preserve">: descarta cualquier objeto adicional (una mancha, otro papel).</w:t>
+        <w:t xml:space="preserve">Selección de la región conectada de mayor área: descarta cualquier objeto adicional (una mancha, otro papel).</w:t>
       </w:r>
     </w:p>
     <w:p>
@@ -2503,14 +2088,7 @@
         <w:pStyle w:val="Compact"/>
       </w:pPr>
       <w:r>
-        <w:rPr>
-          <w:bCs/>
-          <w:b/>
-        </w:rPr>
-        <w:t xml:space="preserve">Dilatación y cierre sobre los bordes de Canny</w:t>
-      </w:r>
-      <w:r>
-        <w:t xml:space="preserve">: unen los bordes discontinuos en un contorno cerrado y absorben los bordes pequeños del fondo.</w:t>
+        <w:t xml:space="preserve">Dilatación y cierre sobre los bordes de Canny: unen los bordes discontinuos en un contorno cerrado y absorben los bordes pequeños del fondo.</w:t>
       </w:r>
     </w:p>
     <w:p>
@@ -2522,91 +2100,7 @@
         <w:pStyle w:val="Compact"/>
       </w:pPr>
       <w:r>
-        <w:rPr>
-          <w:bCs/>
-          <w:b/>
-        </w:rPr>
-        <w:t xml:space="preserve">Suavizado gaussiano</w:t>
-      </w:r>
-      <w:r>
-        <w:t xml:space="preserve"> </w:t>
-      </w:r>
-      <w:r>
-        <w:t xml:space="preserve">antes de umbralizar.</w:t>
-      </w:r>
-      <w:r>
-        <w:t xml:space="preserve"> </w:t>
-      </w:r>
-      <w:r>
-        <w:rPr>
-          <w:bCs/>
-          <w:b/>
-        </w:rPr>
-        <w:t xml:space="preserve">Atención:</w:t>
-      </w:r>
-      <w:r>
-        <w:t xml:space="preserve"> </w:t>
-      </w:r>
-      <w:r>
-        <w:t xml:space="preserve">una</w:t>
-      </w:r>
-      <w:r>
-        <w:t xml:space="preserve"> </w:t>
-      </w:r>
-      <w:r>
-        <w:rPr>
-          <w:iCs/>
-          <w:i/>
-        </w:rPr>
-        <w:t xml:space="preserve">apertura</w:t>
-      </w:r>
-      <w:r>
-        <w:t xml:space="preserve"> </w:t>
-      </w:r>
-      <w:r>
-        <w:t xml:space="preserve">de 2×2</w:t>
-      </w:r>
-      <w:r>
-        <w:t xml:space="preserve"> </w:t>
-      </w:r>
-      <w:r>
-        <w:rPr>
-          <w:iCs/>
-          <w:i/>
-        </w:rPr>
-        <w:t xml:space="preserve">sobre el texto ya binarizado</w:t>
-      </w:r>
-      <w:r>
-        <w:t xml:space="preserve"> </w:t>
-      </w:r>
-      <w:r>
-        <w:t xml:space="preserve">empeoró el resultado (F1 de 0.97 a 0.86), porque los trazos de las letras miden apenas 2 o 3 px y la erosión los destruye. La morfología sirve para limpiar la máscara del</w:t>
-      </w:r>
-      <w:r>
-        <w:t xml:space="preserve"> </w:t>
-      </w:r>
-      <w:r>
-        <w:rPr>
-          <w:iCs/>
-          <w:i/>
-        </w:rPr>
-        <w:t xml:space="preserve">documento</w:t>
-      </w:r>
-      <w:r>
-        <w:t xml:space="preserve">, no necesariamente el</w:t>
-      </w:r>
-      <w:r>
-        <w:t xml:space="preserve"> </w:t>
-      </w:r>
-      <w:r>
-        <w:rPr>
-          <w:iCs/>
-          <w:i/>
-        </w:rPr>
-        <w:t xml:space="preserve">texto</w:t>
-      </w:r>
-      <w:r>
-        <w:t xml:space="preserve">; en él conviene dejar el ruido y confiar en la binarización adaptativa.</w:t>
+        <w:t xml:space="preserve">Suavizado gaussiano antes de umbralizar. Atención: una apertura de 2×2 sobre el texto ya binarizado empeoró el resultado (F1 de 0.97 a 0.86), porque los trazos de las letras miden apenas 2 o 3 px y la erosión los destruye. La morfología sirve para limpiar la máscara del documento, no necesariamente el texto; en él conviene dejar el ruido y confiar en la binarización adaptativa.</w:t>
       </w:r>
     </w:p>
     <w:bookmarkEnd w:id="30"/>
@@ -2870,23 +2364,7 @@
         <w:pStyle w:val="BodyText"/>
       </w:pPr>
       <w:r>
-        <w:t xml:space="preserve">Con detección automática la calidad baja respecto de la obtenida con esquinas verdaderas (≈ 0.98): en total, entre 0.78 y 0.83 sin sombra, y hasta 0.52–0.60 con sombra fuerte. La pérdida se origina en errores de las esquinas (que desalinean el texto fino y, en el fondo granito, fallan por completo). Es decir,</w:t>
-      </w:r>
-      <w:r>
-        <w:t xml:space="preserve"> </w:t>
-      </w:r>
-      <w:r>
-        <w:rPr>
-          <w:bCs/>
-          <w:b/>
-        </w:rPr>
-        <w:t xml:space="preserve">la detección del documento es la etapa más frágil</w:t>
-      </w:r>
-      <w:r>
-        <w:t xml:space="preserve"> </w:t>
-      </w:r>
-      <w:r>
-        <w:t xml:space="preserve">de la cadena.</w:t>
+        <w:t xml:space="preserve">Con detección automática la calidad baja respecto de la obtenida con esquinas verdaderas (≈ 0.98): en total, entre 0.78 y 0.83 sin sombra, y hasta 0.52–0.60 con sombra fuerte. La pérdida se origina en errores de las esquinas (que desalinean el texto fino y, en el fondo granito, fallan por completo). Es decir, la detección del documento es la etapa más frágil de la cadena.</w:t>
       </w:r>
     </w:p>
     <w:bookmarkEnd w:id="31"/>
@@ -2897,7 +2375,7 @@
         <w:pStyle w:val="Heading2"/>
       </w:pPr>
       <w:r>
-        <w:t xml:space="preserve">5. Reflexión</w:t>
+        <w:t xml:space="preserve">Reflexión</w:t>
       </w:r>
     </w:p>
     <w:bookmarkStart w:id="33" w:name="X4255e17727842f9245e161a325d8faae25a5483"/>
@@ -2914,68 +2392,7 @@
         <w:pStyle w:val="FirstParagraph"/>
       </w:pPr>
       <w:r>
-        <w:t xml:space="preserve">Primero</w:t>
-      </w:r>
-      <w:r>
-        <w:t xml:space="preserve"> </w:t>
-      </w:r>
-      <w:r>
-        <w:rPr>
-          <w:iCs/>
-          <w:i/>
-        </w:rPr>
-        <w:t xml:space="preserve">separa el documento del fondo</w:t>
-      </w:r>
-      <w:r>
-        <w:t xml:space="preserve"> </w:t>
-      </w:r>
-      <w:r>
-        <w:t xml:space="preserve">(con bordes, con umbral o con ambos), después</w:t>
-      </w:r>
-      <w:r>
-        <w:t xml:space="preserve"> </w:t>
-      </w:r>
-      <w:r>
-        <w:rPr>
-          <w:iCs/>
-          <w:i/>
-        </w:rPr>
-        <w:t xml:space="preserve">localiza sus cuatro esquinas</w:t>
-      </w:r>
-      <w:r>
-        <w:t xml:space="preserve"> </w:t>
-      </w:r>
-      <w:r>
-        <w:t xml:space="preserve">a partir del contorno,</w:t>
-      </w:r>
-      <w:r>
-        <w:t xml:space="preserve"> </w:t>
-      </w:r>
-      <w:r>
-        <w:rPr>
-          <w:iCs/>
-          <w:i/>
-        </w:rPr>
-        <w:t xml:space="preserve">endereza</w:t>
-      </w:r>
-      <w:r>
-        <w:t xml:space="preserve"> </w:t>
-      </w:r>
-      <w:r>
-        <w:t xml:space="preserve">la imagen con una transformación proyectiva que lleva ese cuadrilátero a un rectángulo, y por último</w:t>
-      </w:r>
-      <w:r>
-        <w:t xml:space="preserve"> </w:t>
-      </w:r>
-      <w:r>
-        <w:rPr>
-          <w:iCs/>
-          <w:i/>
-        </w:rPr>
-        <w:t xml:space="preserve">mejora el contenido</w:t>
-      </w:r>
-      <w:r>
-        <w:t xml:space="preserve">: corrige la iluminación, aumenta el contraste y binariza de forma adaptativa. Cada etapa usa la salida de la anterior, por lo que un error al principio (esquinas mal ubicadas) arruina el resultado final, como se vio en el recibo recortado y en el fondo granito con sombra.</w:t>
+        <w:t xml:space="preserve">Primero separa el documento del fondo (con bordes, con umbral o con ambos), después localiza sus cuatro esquinas a partir del contorno, endereza la imagen con una transformación proyectiva que lleva ese cuadrilátero a un rectángulo, y por último mejora el contenido: corrige la iluminación, aumenta el contraste y binariza de forma adaptativa. Cada etapa usa la salida de la anterior, por lo que un error al principio (esquinas mal ubicadas) arruina el resultado final, como se vio en el recibo recortado y en el fondo granito con sombra.</w:t>
       </w:r>
     </w:p>
     <w:bookmarkEnd w:id="33"/>
@@ -3117,17 +2534,7 @@
         <w:pStyle w:val="Compact"/>
       </w:pPr>
       <w:r>
-        <w:rPr>
-          <w:bCs/>
-          <w:b/>
-        </w:rPr>
-        <w:t xml:space="preserve">Fondos con textura o de brillo parecido al papel:</w:t>
-      </w:r>
-      <w:r>
-        <w:t xml:space="preserve"> </w:t>
-      </w:r>
-      <w:r>
-        <w:t xml:space="preserve">el granito rompió Canny (bordes falsos) y, con sombra, también a Otsu.</w:t>
+        <w:t xml:space="preserve">Fondos con textura o de brillo parecido al papel: el granito rompió Canny (bordes falsos) y, con sombra, también a Otsu.</w:t>
       </w:r>
     </w:p>
     <w:p>
@@ -3223,28 +2630,12 @@
         <w:pStyle w:val="FirstParagraph"/>
       </w:pPr>
       <w:r>
-        <w:t xml:space="preserve">Los sistemas actuales combinan estas técnicas con redes neuronales que detectan el documento y sus esquinas, y con OCR para extraer el texto (Smith, 2007); aun así, entender la cadena clásica permite depurar por qué un escaneo sale mal.</w:t>
-      </w:r>
-      <w:r>
-        <w:t xml:space="preserve"> </w:t>
-      </w:r>
-      <w:r>
-        <w:rPr>
-          <w:bCs/>
-          <w:b/>
-        </w:rPr>
-        <w:t xml:space="preserve">Limitaciones del trabajo:</w:t>
-      </w:r>
-      <w:r>
-        <w:t xml:space="preserve"> </w:t>
-      </w:r>
-      <w:r>
-        <w:t xml:space="preserve">tres fotos reales evaluadas de forma cualitativa y una evaluación cuantitativa sobre un solo documento sintético con un tipo de texto.</w:t>
+        <w:t xml:space="preserve">Los sistemas actuales combinan estas técnicas con redes neuronales que detectan el documento y sus esquinas, y con OCR para extraer el texto (Smith, 2007); aun así, entender la cadena clásica permite depurar por qué un escaneo sale mal. Limitaciones del trabajo: tres fotos reales evaluadas de forma cualitativa y una evaluación cuantitativa sobre un solo documento sintético con un tipo de texto.</w:t>
       </w:r>
     </w:p>
     <w:bookmarkEnd w:id="35"/>
     <w:bookmarkEnd w:id="36"/>
-    <w:bookmarkStart w:id="37" w:name="referencias"/>
+    <w:bookmarkStart w:id="49" w:name="referencias"/>
     <w:p>
       <w:pPr>
         <w:pStyle w:val="Heading2"/>
@@ -3271,8 +2662,19 @@
         <w:t xml:space="preserve">Journal of Graphics Tools, 12</w:t>
       </w:r>
       <w:r>
-        <w:t xml:space="preserve">(2), 13–21. https://doi.org/10.1080/2151237X.2007.10129236</w:t>
-      </w:r>
+        <w:t xml:space="preserve">(2), 13–21.</w:t>
+      </w:r>
+      <w:r>
+        <w:t xml:space="preserve"> </w:t>
+      </w:r>
+      <w:hyperlink r:id="rId37">
+        <w:r>
+          <w:rPr>
+            <w:rStyle w:val="Hyperlink"/>
+          </w:rPr>
+          <w:t xml:space="preserve">https://doi.org/10.1080/2151237X.2007.10129236</w:t>
+        </w:r>
+      </w:hyperlink>
     </w:p>
     <w:p>
       <w:pPr>
@@ -3292,8 +2694,19 @@
         <w:t xml:space="preserve">IEEE Transactions on Pattern Analysis and Machine Intelligence, PAMI-8</w:t>
       </w:r>
       <w:r>
-        <w:t xml:space="preserve">(6), 679–698. https://doi.org/10.1109/TPAMI.1986.4767851</w:t>
-      </w:r>
+        <w:t xml:space="preserve">(6), 679–698.</w:t>
+      </w:r>
+      <w:r>
+        <w:t xml:space="preserve"> </w:t>
+      </w:r>
+      <w:hyperlink r:id="rId38">
+        <w:r>
+          <w:rPr>
+            <w:rStyle w:val="Hyperlink"/>
+          </w:rPr>
+          <w:t xml:space="preserve">https://doi.org/10.1109/TPAMI.1986.4767851</w:t>
+        </w:r>
+      </w:hyperlink>
     </w:p>
     <w:p>
       <w:pPr>
@@ -3316,8 +2729,19 @@
         <w:t xml:space="preserve"> </w:t>
       </w:r>
       <w:r>
-        <w:t xml:space="preserve">[Fotografía; CC BY-SA 4.0]. Wikimedia Commons. https://commons.wikimedia.org/wiki/File:Bankia_receipt,_Groningen_(2019)_01.jpg</w:t>
-      </w:r>
+        <w:t xml:space="preserve">[Fotografía; CC BY-SA 4.0]. Wikimedia Commons.</w:t>
+      </w:r>
+      <w:r>
+        <w:t xml:space="preserve"> </w:t>
+      </w:r>
+      <w:hyperlink r:id="rId39">
+        <w:r>
+          <w:rPr>
+            <w:rStyle w:val="Hyperlink"/>
+          </w:rPr>
+          <w:t xml:space="preserve">https://commons.wikimedia.org/wiki/File:Bankia_receipt,_Groningen_(2019)_01.jpg</w:t>
+        </w:r>
+      </w:hyperlink>
     </w:p>
     <w:p>
       <w:pPr>
@@ -3340,8 +2764,19 @@
         <w:t xml:space="preserve"> </w:t>
       </w:r>
       <w:r>
-        <w:t xml:space="preserve">[Fotografía; CC BY-SA 4.0]. Wikimedia Commons. https://commons.wikimedia.org/wiki/File:Alves_receipt_(2019)_04.jpg</w:t>
-      </w:r>
+        <w:t xml:space="preserve">[Fotografía; CC BY-SA 4.0]. Wikimedia Commons.</w:t>
+      </w:r>
+      <w:r>
+        <w:t xml:space="preserve"> </w:t>
+      </w:r>
+      <w:hyperlink r:id="rId40">
+        <w:r>
+          <w:rPr>
+            <w:rStyle w:val="Hyperlink"/>
+          </w:rPr>
+          <w:t xml:space="preserve">https://commons.wikimedia.org/wiki/File:Alves_receipt_(2019)_04.jpg</w:t>
+        </w:r>
+      </w:hyperlink>
     </w:p>
     <w:p>
       <w:pPr>
@@ -3361,8 +2796,19 @@
         <w:t xml:space="preserve">Cartographica, 10</w:t>
       </w:r>
       <w:r>
-        <w:t xml:space="preserve">(2), 112–122. https://doi.org/10.3138/FM57-6770-U75U-7727</w:t>
-      </w:r>
+        <w:t xml:space="preserve">(2), 112–122.</w:t>
+      </w:r>
+      <w:r>
+        <w:t xml:space="preserve"> </w:t>
+      </w:r>
+      <w:hyperlink r:id="rId41">
+        <w:r>
+          <w:rPr>
+            <w:rStyle w:val="Hyperlink"/>
+          </w:rPr>
+          <w:t xml:space="preserve">https://doi.org/10.3138/FM57-6770-U75U-7727</w:t>
+        </w:r>
+      </w:hyperlink>
     </w:p>
     <w:p>
       <w:pPr>
@@ -3409,8 +2855,19 @@
         <w:t xml:space="preserve"> </w:t>
       </w:r>
       <w:r>
-        <w:t xml:space="preserve">[Fotografía; dominio público]. Wikimedia Commons. https://commons.wikimedia.org/wiki/File:Grocery_Store_Receipt_in_Vienna.jpg</w:t>
-      </w:r>
+        <w:t xml:space="preserve">[Fotografía; dominio público]. Wikimedia Commons.</w:t>
+      </w:r>
+      <w:r>
+        <w:t xml:space="preserve"> </w:t>
+      </w:r>
+      <w:hyperlink r:id="rId42">
+        <w:r>
+          <w:rPr>
+            <w:rStyle w:val="Hyperlink"/>
+          </w:rPr>
+          <w:t xml:space="preserve">https://commons.wikimedia.org/wiki/File:Grocery_Store_Receipt_in_Vienna.jpg</w:t>
+        </w:r>
+      </w:hyperlink>
     </w:p>
     <w:p>
       <w:pPr>
@@ -3478,8 +2935,19 @@
         <w:t xml:space="preserve">Image segmentation with OpenCV</w:t>
       </w:r>
       <w:r>
-        <w:t xml:space="preserve">. OpenCV Documentation. https://docs.opencv.org/</w:t>
-      </w:r>
+        <w:t xml:space="preserve">. OpenCV Documentation.</w:t>
+      </w:r>
+      <w:r>
+        <w:t xml:space="preserve"> </w:t>
+      </w:r>
+      <w:hyperlink r:id="rId43">
+        <w:r>
+          <w:rPr>
+            <w:rStyle w:val="Hyperlink"/>
+          </w:rPr>
+          <w:t xml:space="preserve">https://docs.opencv.org/</w:t>
+        </w:r>
+      </w:hyperlink>
     </w:p>
     <w:p>
       <w:pPr>
@@ -3499,8 +2967,19 @@
         <w:t xml:space="preserve">IEEE Transactions on Systems, Man, and Cybernetics, 9</w:t>
       </w:r>
       <w:r>
-        <w:t xml:space="preserve">(1), 62–66. https://doi.org/10.1109/TSMC.1979.4310076</w:t>
-      </w:r>
+        <w:t xml:space="preserve">(1), 62–66.</w:t>
+      </w:r>
+      <w:r>
+        <w:t xml:space="preserve"> </w:t>
+      </w:r>
+      <w:hyperlink r:id="rId44">
+        <w:r>
+          <w:rPr>
+            <w:rStyle w:val="Hyperlink"/>
+          </w:rPr>
+          <w:t xml:space="preserve">https://doi.org/10.1109/TSMC.1979.4310076</w:t>
+        </w:r>
+      </w:hyperlink>
     </w:p>
     <w:p>
       <w:pPr>
@@ -3520,8 +2999,19 @@
         <w:t xml:space="preserve">Pattern Recognition, 33</w:t>
       </w:r>
       <w:r>
-        <w:t xml:space="preserve">(2), 225–236. https://doi.org/10.1016/S0031-3203(99)00055-2</w:t>
-      </w:r>
+        <w:t xml:space="preserve">(2), 225–236.</w:t>
+      </w:r>
+      <w:r>
+        <w:t xml:space="preserve"> </w:t>
+      </w:r>
+      <w:hyperlink r:id="rId45">
+        <w:r>
+          <w:rPr>
+            <w:rStyle w:val="Hyperlink"/>
+          </w:rPr>
+          <w:t xml:space="preserve">https://doi.org/10.1016/S0031-3203(99)00055-2</w:t>
+        </w:r>
+      </w:hyperlink>
     </w:p>
     <w:p>
       <w:pPr>
@@ -3544,8 +3034,19 @@
         <w:t xml:space="preserve"> </w:t>
       </w:r>
       <w:r>
-        <w:t xml:space="preserve">(pp. 629–633). IEEE. https://doi.org/10.1109/ICDAR.2007.4376991</w:t>
-      </w:r>
+        <w:t xml:space="preserve">(pp. 629–633). IEEE.</w:t>
+      </w:r>
+      <w:r>
+        <w:t xml:space="preserve"> </w:t>
+      </w:r>
+      <w:hyperlink r:id="rId46">
+        <w:r>
+          <w:rPr>
+            <w:rStyle w:val="Hyperlink"/>
+          </w:rPr>
+          <w:t xml:space="preserve">https://doi.org/10.1109/ICDAR.2007.4376991</w:t>
+        </w:r>
+      </w:hyperlink>
     </w:p>
     <w:p>
       <w:pPr>
@@ -3565,13 +3066,43 @@
         <w:t xml:space="preserve">Computer Vision, Graphics, and Image Processing, 30</w:t>
       </w:r>
       <w:r>
-        <w:t xml:space="preserve">(1), 32–46. https://doi.org/10.1016/0734-189X(85)90016-7</w:t>
-      </w:r>
-    </w:p>
-    <w:bookmarkEnd w:id="37"/>
+        <w:t xml:space="preserve">(1), 32–46.</w:t>
+      </w:r>
+      <w:r>
+        <w:t xml:space="preserve"> </w:t>
+      </w:r>
+      <w:hyperlink r:id="rId47">
+        <w:r>
+          <w:rPr>
+            <w:rStyle w:val="Hyperlink"/>
+          </w:rPr>
+          <w:t xml:space="preserve">https://doi.org/10.1016/0734-189X(85)90016-7</w:t>
+        </w:r>
+      </w:hyperlink>
+    </w:p>
+    <w:bookmarkStart w:id="48" w:name="declaración-y-uso-de-ia"/>
+    <w:p>
+      <w:pPr>
+        <w:pStyle w:val="Heading4"/>
+      </w:pPr>
+      <w:r>
+        <w:t xml:space="preserve">Declaración y uso de IA</w:t>
+      </w:r>
+    </w:p>
+    <w:p>
+      <w:pPr>
+        <w:pStyle w:val="FirstParagraph"/>
+      </w:pPr>
+      <w:r>
+        <w:t xml:space="preserve">Para la elaboración de este trabajo se utilizó Claude Opus, de Anthropic, como herramienta de apoyo en el desarrollo y la revisión del código, así como en la redacción del documento final. Su uso fue complementario y no sustituyó el criterio académico de los autores. El análisis, la interpretación de los resultados y la formulación de las conclusiones corresponden a los autores, quienes asumen la responsabilidad íntegra sobre la revisión, la exactitud y la integridad académica del contenido final.</w:t>
+      </w:r>
+    </w:p>
+    <w:bookmarkEnd w:id="48"/>
+    <w:bookmarkEnd w:id="49"/>
+    <w:bookmarkEnd w:id="50"/>
     <w:sectPr>
       <w:pgSz w:h="16838" w:w="11906"/>
-      <w:pgMar w:bottom="964" w:footer="567" w:gutter="0" w:header="567" w:left="907" w:right="907" w:top="964"/>
+      <w:pgMar w:bottom="1247" w:footer="680" w:gutter="0" w:header="680" w:left="1417" w:right="1417" w:top="1417"/>
     </w:sectPr>
   </w:body>
 </w:document>
@@ -3794,8 +3325,9 @@
     <w:name w:val="Normal"/>
     <w:qFormat/>
     <w:rPr>
-      <w:rFonts w:ascii="Calibri" w:hAnsi="Calibri"/>
-      <w:sz w:val="21"/>
+      <w:rFonts w:ascii="Aptos" w:hAnsi="Aptos"/>
+      <w:color w:val="000000"/>
+      <w:sz w:val="22"/>
     </w:rPr>
   </w:style>
   <w:style w:styleId="BodyText" w:type="paragraph">
@@ -3803,12 +3335,14 @@
     <w:basedOn w:val="Normal"/>
     <w:link w:val="BodyTextChar"/>
     <w:pPr>
-      <w:spacing w:after="180" w:before="180"/>
+      <w:spacing w:after="160" w:before="180" w:line="276" w:lineRule="auto"/>
+      <w:jc w:val="both"/>
     </w:pPr>
     <w:qFormat/>
     <w:rPr>
-      <w:rFonts w:ascii="Calibri" w:hAnsi="Calibri"/>
-      <w:sz w:val="21"/>
+      <w:rFonts w:ascii="Aptos" w:hAnsi="Aptos"/>
+      <w:color w:val="000000"/>
+      <w:sz w:val="22"/>
     </w:rPr>
   </w:style>
   <w:style w:customStyle="1" w:styleId="FirstParagraph" w:type="paragraph">
@@ -3816,9 +3350,14 @@
     <w:basedOn w:val="BodyText"/>
     <w:next w:val="BodyText"/>
     <w:qFormat/>
-    <w:rPr>
-      <w:rFonts w:ascii="Calibri" w:hAnsi="Calibri"/>
-      <w:sz w:val="21"/>
+    <w:pPr>
+      <w:spacing w:after="160" w:line="276" w:lineRule="auto"/>
+      <w:jc w:val="both"/>
+    </w:pPr>
+    <w:rPr>
+      <w:rFonts w:ascii="Aptos" w:hAnsi="Aptos"/>
+      <w:color w:val="000000"/>
+      <w:sz w:val="22"/>
     </w:rPr>
   </w:style>
   <w:style w:customStyle="1" w:styleId="Compact" w:type="paragraph">
@@ -3826,11 +3365,13 @@
     <w:basedOn w:val="BodyText"/>
     <w:qFormat/>
     <w:pPr>
-      <w:spacing w:after="36" w:before="36"/>
+      <w:spacing w:after="160" w:before="36" w:line="276" w:lineRule="auto"/>
+      <w:jc w:val="both"/>
     </w:pPr>
     <w:rPr>
-      <w:rFonts w:ascii="Calibri" w:hAnsi="Calibri"/>
-      <w:sz w:val="21"/>
+      <w:rFonts w:ascii="Aptos" w:hAnsi="Aptos"/>
+      <w:color w:val="000000"/>
+      <w:sz w:val="22"/>
     </w:rPr>
   </w:style>
   <w:style w:styleId="Title" w:type="paragraph">
@@ -3845,11 +3386,12 @@
       <w:jc w:val="center"/>
     </w:pPr>
     <w:rPr>
-      <w:rFonts w:ascii="Calibri" w:asciiTheme="majorHAnsi" w:cstheme="majorBidi" w:eastAsiaTheme="majorEastAsia" w:hAnsi="Calibri" w:hAnsiTheme="majorHAnsi"/>
-      <w:b/>
+      <w:rFonts w:ascii="Aptos Display" w:asciiTheme="majorHAnsi" w:cstheme="majorBidi" w:eastAsiaTheme="majorEastAsia" w:hAnsi="Aptos Display" w:hAnsiTheme="majorHAnsi"/>
+      <w:b w:val="0"/>
       <w:bCs/>
-      <w:color w:val="0B3D91"/>
-      <w:sz w:val="44"/>
+      <w:i w:val="0"/>
+      <w:color w:val="000000"/>
+      <w:sz w:val="54"/>
       <w:szCs w:val="36"/>
     </w:rPr>
   </w:style>
@@ -3865,11 +3407,13 @@
       <w:jc w:val="center"/>
     </w:pPr>
     <w:rPr>
-      <w:rFonts w:ascii="Calibri" w:hAnsi="Calibri"/>
+      <w:rFonts w:ascii="Aptos" w:hAnsi="Aptos"/>
       <w:b w:val="0"/>
-      <w:color w:val="333333"/>
-      <w:sz w:val="26"/>
+      <w:i w:val="0"/>
+      <w:color w:val="595959"/>
+      <w:sz w:val="28"/>
       <w:szCs w:val="30"/>
+      <w:spacing w:val="20"/>
     </w:rPr>
   </w:style>
   <w:style w:customStyle="1" w:styleId="Author" w:type="paragraph">
@@ -3928,11 +3472,12 @@
       <w:outlineLvl w:val="0"/>
     </w:pPr>
     <w:rPr>
-      <w:rFonts w:ascii="Calibri" w:asciiTheme="majorHAnsi" w:cstheme="majorBidi" w:eastAsiaTheme="majorEastAsia" w:hAnsi="Calibri" w:hAnsiTheme="majorHAnsi"/>
-      <w:b/>
+      <w:rFonts w:ascii="Aptos Display" w:asciiTheme="majorHAnsi" w:cstheme="majorBidi" w:eastAsiaTheme="majorEastAsia" w:hAnsi="Aptos Display" w:hAnsiTheme="majorHAnsi"/>
+      <w:b w:val="0"/>
       <w:bCs/>
-      <w:color w:val="0B3D91"/>
-      <w:sz w:val="36"/>
+      <w:i w:val="0"/>
+      <w:color w:val="000000"/>
+      <w:sz w:val="54"/>
       <w:szCs w:val="32"/>
     </w:rPr>
   </w:style>
@@ -3950,11 +3495,12 @@
       <w:outlineLvl w:val="1"/>
     </w:pPr>
     <w:rPr>
-      <w:rFonts w:ascii="Calibri" w:asciiTheme="majorHAnsi" w:cstheme="majorBidi" w:eastAsiaTheme="majorEastAsia" w:hAnsi="Calibri" w:hAnsiTheme="majorHAnsi"/>
-      <w:b/>
+      <w:rFonts w:ascii="Aptos Display" w:asciiTheme="majorHAnsi" w:cstheme="majorBidi" w:eastAsiaTheme="majorEastAsia" w:hAnsi="Aptos Display" w:hAnsiTheme="majorHAnsi"/>
+      <w:b w:val="0"/>
       <w:bCs/>
-      <w:color w:val="0B3D91"/>
-      <w:sz w:val="28"/>
+      <w:i w:val="0"/>
+      <w:color w:val="0F4761"/>
+      <w:sz w:val="34"/>
       <w:szCs w:val="28"/>
     </w:rPr>
   </w:style>
@@ -3972,11 +3518,12 @@
       <w:outlineLvl w:val="2"/>
     </w:pPr>
     <w:rPr>
-      <w:rFonts w:ascii="Calibri" w:asciiTheme="majorHAnsi" w:cstheme="majorBidi" w:eastAsiaTheme="majorEastAsia" w:hAnsi="Calibri" w:hAnsiTheme="majorHAnsi"/>
-      <w:b/>
+      <w:rFonts w:ascii="Aptos Display" w:asciiTheme="majorHAnsi" w:cstheme="majorBidi" w:eastAsiaTheme="majorEastAsia" w:hAnsi="Aptos Display" w:hAnsiTheme="majorHAnsi"/>
+      <w:b w:val="0"/>
       <w:bCs/>
-      <w:color w:val="0B3D91"/>
-      <w:sz w:val="23"/>
+      <w:i w:val="0"/>
+      <w:color w:val="0F4761"/>
+      <w:sz w:val="27"/>
       <w:szCs w:val="24"/>
     </w:rPr>
   </w:style>
@@ -3994,13 +3541,14 @@
       <w:outlineLvl w:val="3"/>
     </w:pPr>
     <w:rPr>
-      <w:rFonts w:ascii="Calibri" w:asciiTheme="majorHAnsi" w:cstheme="majorBidi" w:eastAsiaTheme="majorEastAsia" w:hAnsi="Calibri" w:hAnsiTheme="majorHAnsi"/>
-      <w:i/>
-      <w:b/>
+      <w:rFonts w:ascii="Aptos" w:asciiTheme="majorHAnsi" w:cstheme="majorBidi" w:eastAsiaTheme="majorEastAsia" w:hAnsi="Aptos" w:hAnsiTheme="majorHAnsi"/>
+      <w:i w:val="0"/>
+      <w:b w:val="0"/>
       <w:bCs/>
-      <w:color w:val="0B3D91"/>
-      <w:sz w:val="21"/>
+      <w:color w:val="595959"/>
+      <w:sz w:val="24"/>
       <w:szCs w:val="24"/>
+      <w:spacing w:val="20"/>
     </w:rPr>
   </w:style>
   <w:style w:styleId="Heading5" w:type="paragraph">
@@ -4220,7 +3768,7 @@
     <w:basedOn w:val="BodyTextChar"/>
     <w:rPr>
       <w:rFonts w:ascii="Consolas" w:hAnsi="Consolas"/>
-      <w:sz w:val="17"/>
+      <w:sz w:val="22"/>
     </w:rPr>
   </w:style>
   <w:style w:customStyle="1" w:styleId="SectionNumber" w:type="character">

--- a/actividades/17-relaciona-otsu-camscanner/CamScanner_segmentacion_documentos.docx
+++ b/actividades/17-relaciona-otsu-camscanner/CamScanner_segmentacion_documentos.docx
@@ -3410,7 +3410,7 @@
       <w:rFonts w:ascii="Aptos" w:hAnsi="Aptos"/>
       <w:b w:val="0"/>
       <w:i w:val="0"/>
-      <w:color w:val="595959"/>
+      <w:color w:val="000000"/>
       <w:sz w:val="28"/>
       <w:szCs w:val="30"/>
       <w:spacing w:val="20"/>
@@ -3499,7 +3499,7 @@
       <w:b w:val="0"/>
       <w:bCs/>
       <w:i w:val="0"/>
-      <w:color w:val="0F4761"/>
+      <w:color w:val="000000"/>
       <w:sz w:val="34"/>
       <w:szCs w:val="28"/>
     </w:rPr>
@@ -3522,7 +3522,7 @@
       <w:b w:val="0"/>
       <w:bCs/>
       <w:i w:val="0"/>
-      <w:color w:val="0F4761"/>
+      <w:color w:val="000000"/>
       <w:sz w:val="27"/>
       <w:szCs w:val="24"/>
     </w:rPr>
@@ -3545,7 +3545,7 @@
       <w:i w:val="0"/>
       <w:b w:val="0"/>
       <w:bCs/>
-      <w:color w:val="595959"/>
+      <w:color w:val="000000"/>
       <w:sz w:val="24"/>
       <w:szCs w:val="24"/>
       <w:spacing w:val="20"/>
